--- a/docs/spec/ADW-TECHNISCHE-SPEC.de.docx
+++ b/docs/spec/ADW-TECHNISCHE-SPEC.de.docx
@@ -564,175 +564,118 @@
     </w:p>
     <w:p>
       <w:pPr>
-        <w:pStyle w:val="SourceCode"/>
-      </w:pPr>
-      <w:r>
-        <w:rPr>
-          <w:rStyle w:val="VerbatimChar"/>
-        </w:rPr>
-        <w:t xml:space="preserve">                          ┌────────────────────────────────────────────┐</w:t>
-      </w:r>
-      <w:r>
-        <w:br/>
-      </w:r>
-      <w:r>
-        <w:rPr>
-          <w:rStyle w:val="VerbatimChar"/>
-        </w:rPr>
-        <w:t xml:space="preserve">  adw run/resume/approve  │  cli.py (typer)                            │</w:t>
-      </w:r>
-      <w:r>
-        <w:br/>
-      </w:r>
-      <w:r>
-        <w:rPr>
-          <w:rStyle w:val="VerbatimChar"/>
-        </w:rPr>
-        <w:t xml:space="preserve">  ────────────────────────▶  Argument-Validierung · Runner-Verdrahtung │</w:t>
-      </w:r>
-      <w:r>
-        <w:br/>
-      </w:r>
-      <w:r>
-        <w:rPr>
-          <w:rStyle w:val="VerbatimChar"/>
-        </w:rPr>
-        <w:t xml:space="preserve">                          │  Dry-Run-Fixtures · Exit-Codes 0/2/1       │</w:t>
-      </w:r>
-      <w:r>
-        <w:br/>
-      </w:r>
-      <w:r>
-        <w:rPr>
-          <w:rStyle w:val="VerbatimChar"/>
-        </w:rPr>
-        <w:t xml:space="preserve">                          └───────────────┬────────────────────────────┘</w:t>
-      </w:r>
-      <w:r>
-        <w:br/>
-      </w:r>
-      <w:r>
-        <w:rPr>
-          <w:rStyle w:val="VerbatimChar"/>
-        </w:rPr>
-        <w:t xml:space="preserve">                                          │ RunContext (repo, config, state,</w:t>
-      </w:r>
-      <w:r>
-        <w:br/>
-      </w:r>
-      <w:r>
-        <w:rPr>
-          <w:rStyle w:val="VerbatimChar"/>
-        </w:rPr>
-        <w:t xml:space="preserve">                                          │ agents, codex, run_glab, sleep, …)</w:t>
-      </w:r>
-      <w:r>
-        <w:br/>
-      </w:r>
-      <w:r>
-        <w:rPr>
-          <w:rStyle w:val="VerbatimChar"/>
-        </w:rPr>
-        <w:t xml:space="preserve">                          ┌───────────────▼────────────────────────────┐</w:t>
-      </w:r>
-      <w:r>
-        <w:br/>
-      </w:r>
-      <w:r>
-        <w:rPr>
-          <w:rStyle w:val="VerbatimChar"/>
-        </w:rPr>
-        <w:t xml:space="preserve">                          │  phases.py — Orchestrierung der 7 Phasen   │</w:t>
-      </w:r>
-      <w:r>
-        <w:br/>
-      </w:r>
-      <w:r>
-        <w:rPr>
-          <w:rStyle w:val="VerbatimChar"/>
-        </w:rPr>
-        <w:t xml:space="preserve">                          │  Loops · Limits · Dispatch · Triage ·      │</w:t>
-      </w:r>
-      <w:r>
-        <w:br/>
-      </w:r>
-      <w:r>
-        <w:rPr>
-          <w:rStyle w:val="VerbatimChar"/>
-        </w:rPr>
-        <w:t xml:space="preserve">                          │  Eskalation · State-Übergänge              │</w:t>
-      </w:r>
-      <w:r>
-        <w:br/>
-      </w:r>
-      <w:r>
-        <w:rPr>
-          <w:rStyle w:val="VerbatimChar"/>
-        </w:rPr>
-        <w:t xml:space="preserve">                          └──┬──────────┬──────────┬───────────┬───────┘</w:t>
-      </w:r>
-      <w:r>
-        <w:br/>
-      </w:r>
-      <w:r>
-        <w:rPr>
-          <w:rStyle w:val="VerbatimChar"/>
-        </w:rPr>
-        <w:t xml:space="preserve">             Urteilsvermögen │          │          │           │ deterministischer Kern</w:t>
-      </w:r>
-      <w:r>
-        <w:br/>
-      </w:r>
-      <w:r>
-        <w:rPr>
-          <w:rStyle w:val="VerbatimChar"/>
-        </w:rPr>
-        <w:t xml:space="preserve">        ┌────────────────────▼──┐  ┌────▼──────┐  ┌▼──────────┐│</w:t>
-      </w:r>
-      <w:r>
-        <w:br/>
-      </w:r>
-      <w:r>
-        <w:rPr>
-          <w:rStyle w:val="VerbatimChar"/>
-        </w:rPr>
-        <w:t xml:space="preserve">        │ agents.py             │  │ codex.py  │  │ gates.py  ││ config.py   findings.py</w:t>
-      </w:r>
-      <w:r>
-        <w:br/>
-      </w:r>
-      <w:r>
-        <w:rPr>
-          <w:rStyle w:val="VerbatimChar"/>
-        </w:rPr>
-        <w:t xml:space="preserve">        │ SdkAgentRunner        │  │ CodexRunner│ │ worktrees │▼ state.py    triage.py</w:t>
-      </w:r>
-      <w:r>
-        <w:br/>
-      </w:r>
-      <w:r>
-        <w:rPr>
-          <w:rStyle w:val="VerbatimChar"/>
-        </w:rPr>
-        <w:t xml:space="preserve">        │ (Claude Agent SDK)    │  │ (codex exec│ │ ci.py     │  mock.py (Dry-Run/Tests)</w:t>
-      </w:r>
-      <w:r>
-        <w:br/>
-      </w:r>
-      <w:r>
-        <w:rPr>
-          <w:rStyle w:val="VerbatimChar"/>
-        </w:rPr>
-        <w:t xml:space="preserve">        └───────────────────────┘  │ read-only) │ └───────────┘</w:t>
-      </w:r>
-      <w:r>
-        <w:br/>
-      </w:r>
-      <w:r>
-        <w:rPr>
-          <w:rStyle w:val="VerbatimChar"/>
-        </w:rPr>
-        <w:t xml:space="preserve">                                   └────────────┘</w:t>
+        <w:pStyle w:val="FirstParagraph"/>
+      </w:pPr>
+      <w:r>
+        <w:t xml:space="preserve">┌────────────────────────────────────────────┐</w:t>
+      </w:r>
+      <w:r>
+        <w:t xml:space="preserve"> </w:t>
+      </w:r>
+      <w:r>
+        <w:t xml:space="preserve">adw run/resume/approve │ cli.py (typer) │</w:t>
+      </w:r>
+      <w:r>
+        <w:t xml:space="preserve"> </w:t>
+      </w:r>
+      <w:r>
+        <w:t xml:space="preserve">────────────────────────▶ Argument-Validierung · Runner-Verdrahtung │</w:t>
+      </w:r>
+      <w:r>
+        <w:t xml:space="preserve"> </w:t>
+      </w:r>
+      <w:r>
+        <w:t xml:space="preserve">│ Dry-Run-Fixtures · Exit-Codes 0/2/1 │</w:t>
+      </w:r>
+      <w:r>
+        <w:t xml:space="preserve"> </w:t>
+      </w:r>
+      <w:r>
+        <w:t xml:space="preserve">└───────────────┬────────────────────────────┘</w:t>
+      </w:r>
+      <w:r>
+        <w:t xml:space="preserve"> </w:t>
+      </w:r>
+      <w:r>
+        <w:t xml:space="preserve">│ RunContext (repo, config, state,</w:t>
+      </w:r>
+      <w:r>
+        <w:t xml:space="preserve"> </w:t>
+      </w:r>
+      <w:r>
+        <w:t xml:space="preserve">│ agents, codex, run_glab, sleep, …)</w:t>
+      </w:r>
+      <w:r>
+        <w:t xml:space="preserve"> </w:t>
+      </w:r>
+      <w:r>
+        <w:t xml:space="preserve">┌───────────────▼────────────────────────────┐</w:t>
+      </w:r>
+      <w:r>
+        <w:t xml:space="preserve"> </w:t>
+      </w:r>
+      <w:r>
+        <w:t xml:space="preserve">│ phases.py — Orchestrierung der 7 Phasen │</w:t>
+      </w:r>
+      <w:r>
+        <w:t xml:space="preserve"> </w:t>
+      </w:r>
+      <w:r>
+        <w:t xml:space="preserve">│ Loops · Limits · Dispatch · Triage · │</w:t>
+      </w:r>
+      <w:r>
+        <w:t xml:space="preserve"> </w:t>
+      </w:r>
+      <w:r>
+        <w:t xml:space="preserve">│ Eskalation · State-Übergänge │</w:t>
+      </w:r>
+      <w:r>
+        <w:t xml:space="preserve"> </w:t>
+      </w:r>
+      <w:r>
+        <w:t xml:space="preserve">└──┬──────────┬──────────┬───────────┬───────┘</w:t>
+      </w:r>
+      <w:r>
+        <w:t xml:space="preserve"> </w:t>
+      </w:r>
+      <w:r>
+        <w:t xml:space="preserve">Urteilsvermögen │ │ │ │ deterministischer Kern</w:t>
+      </w:r>
+      <w:r>
+        <w:t xml:space="preserve"> </w:t>
+      </w:r>
+      <w:r>
+        <w:t xml:space="preserve">┌────────────────────▼──┐ ┌────▼──────┐ ┌▼──────────┐│</w:t>
+      </w:r>
+      <w:r>
+        <w:t xml:space="preserve"> </w:t>
+      </w:r>
+      <w:r>
+        <w:t xml:space="preserve">│ agents.py │ │ codex.py │ │ gates.py ││ config.py findings.py</w:t>
+      </w:r>
+      <w:r>
+        <w:t xml:space="preserve"> </w:t>
+      </w:r>
+      <w:r>
+        <w:t xml:space="preserve">│ SdkAgentRunner │ │ CodexRunner│ │ worktrees │▼ state.py triage.py</w:t>
+      </w:r>
+      <w:r>
+        <w:t xml:space="preserve"> </w:t>
+      </w:r>
+      <w:r>
+        <w:t xml:space="preserve">│ (Claude Agent SDK) │ │ (codex exec│ │ ci.py │ mock.py (Dry-Run/Tests)</w:t>
+      </w:r>
+      <w:r>
+        <w:t xml:space="preserve"> </w:t>
+      </w:r>
+      <w:r>
+        <w:t xml:space="preserve">└───────────────────────┘ │ read-only) │ └───────────┘</w:t>
+      </w:r>
+      <w:r>
+        <w:t xml:space="preserve"> </w:t>
+      </w:r>
+      <w:r>
+        <w:t xml:space="preserve">└────────────┘</w:t>
       </w:r>
     </w:p>
     <w:tbl>
@@ -2117,7 +2060,16 @@
         <w:t xml:space="preserve">ok</w:t>
       </w:r>
       <w:r>
-        <w:t xml:space="preserve">. Absicherungen:</w:t>
+        <w:t xml:space="preserve">, maximal 5 Runden (</w:t>
+      </w:r>
+      <w:r>
+        <w:rPr>
+          <w:rStyle w:val="VerbatimChar"/>
+        </w:rPr>
+        <w:t xml:space="preserve">AUTHORING_MAX_ROUNDS</w:t>
+      </w:r>
+      <w:r>
+        <w:t xml:space="preserve">). Je Runde sinkt die Severity-Schwelle (Runde 1: alle Findings, Runde 2: P1+P2, ab Runde 3: nur P1 — darunter liegende Findings werden als Known Limitations akzeptiert statt weiter iteriert), und ab Runde 2 erhält Codex die Vorrunden-Findings inkl. Disposition als Review-Kontext, damit erledigte oder bewusst abgewiesene Punkte nicht erneut gemeldet werden. Am Cap: offene P1 → Eskalation, sonst Accept + Known-Limitations-Report. Absicherungen:</w:t>
       </w:r>
     </w:p>
     <w:p>
@@ -2789,7 +2741,44 @@
         <w:t xml:space="preserve"> </w:t>
       </w:r>
       <w:r>
-        <w:t xml:space="preserve">dem Dispatch (kein „Terminal-Fix", den nie wieder ein Review prüft), Circuit-Breaker auf identische Finding-Mengen, Dispatch in die Lanes, Re-Review.</w:t>
+        <w:t xml:space="preserve">dem Dispatch (kein „Terminal-Fix", den nie wieder ein Review prüft), Circuit-Breaker auf identische Finding-Mengen, Dispatch in die Lanes, Re-Review. Es gilt dieselbe</w:t>
+      </w:r>
+      <w:r>
+        <w:t xml:space="preserve"> </w:t>
+      </w:r>
+      <w:r>
+        <w:rPr>
+          <w:b/>
+          <w:bCs/>
+        </w:rPr>
+        <w:t xml:space="preserve">Review-Loop-Policy</w:t>
+      </w:r>
+      <w:r>
+        <w:t xml:space="preserve"> </w:t>
+      </w:r>
+      <w:r>
+        <w:t xml:space="preserve">wie im Authoring: max. 5 Runden (</w:t>
+      </w:r>
+      <w:r>
+        <w:rPr>
+          <w:rStyle w:val="VerbatimChar"/>
+        </w:rPr>
+        <w:t xml:space="preserve">MAX_REVIEW_ROUNDS</w:t>
+      </w:r>
+      <w:r>
+        <w:t xml:space="preserve">), absteigende Severity-Schwelle je Runde (1: alle, 2: P1+P2, ab 3: nur P1 — Gedroppte wandern nach</w:t>
+      </w:r>
+      <w:r>
+        <w:t xml:space="preserve"> </w:t>
+      </w:r>
+      <w:r>
+        <w:rPr>
+          <w:rStyle w:val="VerbatimChar"/>
+        </w:rPr>
+        <w:t xml:space="preserve">followups.md</w:t>
+      </w:r>
+      <w:r>
+        <w:t xml:space="preserve">), Vorrunden-Findings + Disposition gehen als Kontext an Codex; Circuit-Breaker und Dispatch arbeiten nur auf der actionable Finding-Menge.</w:t>
       </w:r>
     </w:p>
     <w:p>
@@ -4301,7 +4290,7 @@
               <w:rPr>
                 <w:rStyle w:val="VerbatimChar"/>
               </w:rPr>
-              <w:t xml:space="preserve">authoring_session / _pending_task / _last_findings</w:t>
+              <w:t xml:space="preserve">authoring_session / _pending_task / _last_findings / _rounds / _prior_context</w:t>
             </w:r>
           </w:p>
         </w:tc>
@@ -4325,7 +4314,7 @@
               <w:jc w:val="left"/>
             </w:pPr>
             <w:r>
-              <w:t xml:space="preserve">Crash mitten im Spec-/Plan-Review-Zyklus: Session, offener Fix-Task und Circuit-Breaker-Basis</w:t>
+              <w:t xml:space="preserve">Crash mitten im Spec-/Plan-Review-Zyklus: Session, offener Fix-Task, Circuit-Breaker-Basis, Runden-Budget, Findings-Historie</w:t>
             </w:r>
           </w:p>
         </w:tc>
@@ -4549,6 +4538,18 @@
                 <w:rStyle w:val="VerbatimChar"/>
               </w:rPr>
               <w:t xml:space="preserve">*_last_failures</w:t>
+            </w:r>
+            <w:r>
+              <w:t xml:space="preserve">,</w:t>
+            </w:r>
+            <w:r>
+              <w:t xml:space="preserve"> </w:t>
+            </w:r>
+            <w:r>
+              <w:rPr>
+                <w:rStyle w:val="VerbatimChar"/>
+              </w:rPr>
+              <w:t xml:space="preserve">review_prior_context</w:t>
             </w:r>
             <w:r>
               <w:t xml:space="preserve">)</w:t>
@@ -4921,28 +4922,28 @@
               <w:jc w:val="left"/>
             </w:pPr>
             <w:r>
-              <w:t xml:space="preserve">Codex-Code-Review</w:t>
-            </w:r>
-          </w:p>
-        </w:tc>
-        <w:tc>
-          <w:tcPr/>
-          <w:p>
-            <w:pPr>
-              <w:pStyle w:val="Compact"/>
-              <w:jc w:val="left"/>
-            </w:pPr>
-            <w:r>
-              <w:t xml:space="preserve">10 Runden (</w:t>
-            </w:r>
-            <w:r>
-              <w:rPr>
-                <w:rStyle w:val="VerbatimChar"/>
-              </w:rPr>
-              <w:t xml:space="preserve">MAX_REVIEW_ROUNDS</w:t>
-            </w:r>
-            <w:r>
-              <w:t xml:space="preserve">)</w:t>
+              <w:t xml:space="preserve">Authoring-Loop (Spec/Plan)</w:t>
+            </w:r>
+          </w:p>
+        </w:tc>
+        <w:tc>
+          <w:tcPr/>
+          <w:p>
+            <w:pPr>
+              <w:pStyle w:val="Compact"/>
+              <w:jc w:val="left"/>
+            </w:pPr>
+            <w:r>
+              <w:t xml:space="preserve">5 Runden (</w:t>
+            </w:r>
+            <w:r>
+              <w:rPr>
+                <w:rStyle w:val="VerbatimChar"/>
+              </w:rPr>
+              <w:t xml:space="preserve">AUTHORING_MAX_ROUNDS</w:t>
+            </w:r>
+            <w:r>
+              <w:t xml:space="preserve">) — Severity-Schwelle je Runde: 1 alle, 2 P1+P2, ab 3 nur P1; am Cap P1 → Eskalation, sonst Accept + Known Limitations</w:t>
             </w:r>
           </w:p>
         </w:tc>
@@ -4965,28 +4966,37 @@
               <w:jc w:val="left"/>
             </w:pPr>
             <w:r>
-              <w:t xml:space="preserve">Fix-Zyklen nach finalem Review</w:t>
-            </w:r>
-          </w:p>
-        </w:tc>
-        <w:tc>
-          <w:tcPr/>
-          <w:p>
-            <w:pPr>
-              <w:pStyle w:val="Compact"/>
-              <w:jc w:val="left"/>
-            </w:pPr>
-            <w:r>
-              <w:t xml:space="preserve">3 je Lane (</w:t>
-            </w:r>
-            <w:r>
-              <w:rPr>
-                <w:rStyle w:val="VerbatimChar"/>
-              </w:rPr>
-              <w:t xml:space="preserve">MAX_FIX_CYCLES</w:t>
-            </w:r>
-            <w:r>
-              <w:t xml:space="preserve">)</w:t>
+              <w:t xml:space="preserve">Codex-Code-Review</w:t>
+            </w:r>
+          </w:p>
+        </w:tc>
+        <w:tc>
+          <w:tcPr/>
+          <w:p>
+            <w:pPr>
+              <w:pStyle w:val="Compact"/>
+              <w:jc w:val="left"/>
+            </w:pPr>
+            <w:r>
+              <w:t xml:space="preserve">5 Runden (</w:t>
+            </w:r>
+            <w:r>
+              <w:rPr>
+                <w:rStyle w:val="VerbatimChar"/>
+              </w:rPr>
+              <w:t xml:space="preserve">MAX_REVIEW_ROUNDS</w:t>
+            </w:r>
+            <w:r>
+              <w:t xml:space="preserve">) — gleiche Severity-Schwelle; Vorrunden-Findings + Disposition als Codex-Kontext, Sub-Schwellen-Findings →</w:t>
+            </w:r>
+            <w:r>
+              <w:t xml:space="preserve"> </w:t>
+            </w:r>
+            <w:r>
+              <w:rPr>
+                <w:rStyle w:val="VerbatimChar"/>
+              </w:rPr>
+              <w:t xml:space="preserve">followups.md</w:t>
             </w:r>
           </w:p>
         </w:tc>
@@ -5009,25 +5019,25 @@
               <w:jc w:val="left"/>
             </w:pPr>
             <w:r>
-              <w:t xml:space="preserve">CI-Re-Entry</w:t>
-            </w:r>
-          </w:p>
-        </w:tc>
-        <w:tc>
-          <w:tcPr/>
-          <w:p>
-            <w:pPr>
-              <w:pStyle w:val="Compact"/>
-              <w:jc w:val="left"/>
-            </w:pPr>
-            <w:r>
-              <w:t xml:space="preserve">1 (</w:t>
-            </w:r>
-            <w:r>
-              <w:rPr>
-                <w:rStyle w:val="VerbatimChar"/>
-              </w:rPr>
-              <w:t xml:space="preserve">MAX_CI_REENTRIES</w:t>
+              <w:t xml:space="preserve">Fix-Zyklen nach finalem Review</w:t>
+            </w:r>
+          </w:p>
+        </w:tc>
+        <w:tc>
+          <w:tcPr/>
+          <w:p>
+            <w:pPr>
+              <w:pStyle w:val="Compact"/>
+              <w:jc w:val="left"/>
+            </w:pPr>
+            <w:r>
+              <w:t xml:space="preserve">3 je Lane (</w:t>
+            </w:r>
+            <w:r>
+              <w:rPr>
+                <w:rStyle w:val="VerbatimChar"/>
+              </w:rPr>
+              <w:t xml:space="preserve">MAX_FIX_CYCLES</w:t>
             </w:r>
             <w:r>
               <w:t xml:space="preserve">)</w:t>
@@ -5041,6 +5051,49 @@
           </w:tcPr>
           <w:p>
             <w:pPr/>
+          </w:p>
+        </w:tc>
+      </w:tr>
+      <w:tr>
+        <w:tc>
+          <w:tcPr/>
+          <w:p>
+            <w:pPr>
+              <w:pStyle w:val="Compact"/>
+              <w:jc w:val="left"/>
+            </w:pPr>
+            <w:r>
+              <w:t xml:space="preserve">CI-Re-Entry</w:t>
+            </w:r>
+          </w:p>
+        </w:tc>
+        <w:tc>
+          <w:tcPr/>
+          <w:p>
+            <w:pPr>
+              <w:pStyle w:val="Compact"/>
+              <w:jc w:val="left"/>
+            </w:pPr>
+            <w:r>
+              <w:t xml:space="preserve">1 (</w:t>
+            </w:r>
+            <w:r>
+              <w:rPr>
+                <w:rStyle w:val="VerbatimChar"/>
+              </w:rPr>
+              <w:t xml:space="preserve">MAX_CI_REENTRIES</w:t>
+            </w:r>
+            <w:r>
+              <w:t xml:space="preserve">)</w:t>
+            </w:r>
+          </w:p>
+        </w:tc>
+        <w:tc>
+          <w:tcPr/>
+          <w:p>
+            <w:pPr>
+              <w:pStyle w:val="Compact"/>
+            </w:pPr>
           </w:p>
         </w:tc>
       </w:tr>

--- a/docs/spec/ADW-TECHNISCHE-SPEC.de.docx
+++ b/docs/spec/ADW-TECHNISCHE-SPEC.de.docx
@@ -101,10 +101,57 @@
         <w:rPr>
           <w:rStyle w:val="VerbatimChar"/>
         </w:rPr>
-        <w:t xml:space="preserve">CodexReviewer</w:t>
+        <w:t xml:space="preserve">CodexClient</w:t>
       </w:r>
       <w:r>
         <w:t xml:space="preserve">), die per Mock ersetzbar sind.</w:t>
+      </w:r>
+    </w:p>
+    <w:p>
+      <w:pPr>
+        <w:pStyle w:val="Compact"/>
+        <w:numPr>
+          <w:ilvl w:val="0"/>
+          <w:numId w:val="1001"/>
+        </w:numPr>
+      </w:pPr>
+      <w:r>
+        <w:rPr>
+          <w:b/>
+          <w:bCs/>
+        </w:rPr>
+        <w:t xml:space="preserve">Dual-Authoring in Phase 1–2:</w:t>
+      </w:r>
+      <w:r>
+        <w:t xml:space="preserve"> </w:t>
+      </w:r>
+      <w:r>
+        <w:t xml:space="preserve">Spec und Plan entstehen je</w:t>
+      </w:r>
+      <w:r>
+        <w:t xml:space="preserve"> </w:t>
+      </w:r>
+      <w:r>
+        <w:rPr>
+          <w:b/>
+          <w:bCs/>
+        </w:rPr>
+        <w:t xml:space="preserve">zweimal parallel und unabhängig</w:t>
+      </w:r>
+      <w:r>
+        <w:t xml:space="preserve"> </w:t>
+      </w:r>
+      <w:r>
+        <w:t xml:space="preserve">— einmal durch einen Claude-Agenten (Opus), einmal durch Codex (</w:t>
+      </w:r>
+      <w:r>
+        <w:rPr>
+          <w:rStyle w:val="VerbatimChar"/>
+        </w:rPr>
+        <w:t xml:space="preserve">author</w:t>
+      </w:r>
+      <w:r>
+        <w:t xml:space="preserve">) — und werden anschließend von einem Synthese-Agenten (Fable) zu EINEM Best-of-Artefakt plus einer Zusammenfassung fürs Freigabe-Gate gemerged.</w:t>
       </w:r>
     </w:p>
     <w:p>
@@ -1073,7 +1120,7 @@
               <w:t xml:space="preserve">CODEX_HOME</w:t>
             </w:r>
             <w:r>
-              <w:t xml:space="preserve">; baut Review-Prompts (Schema eingebettet), parst strikt</w:t>
+              <w:t xml:space="preserve">; baut Review- UND Authoring-Prompts (Schema bzw. Marker-Protokoll eingebettet), parst strikt</w:t>
             </w:r>
           </w:p>
         </w:tc>
@@ -1100,7 +1147,19 @@
               <w:rPr>
                 <w:rStyle w:val="VerbatimChar"/>
               </w:rPr>
-              <w:t xml:space="preserve">CodexReviewer</w:t>
+              <w:t xml:space="preserve">CodexRunner.author(kind, task, cwd)</w:t>
+            </w:r>
+            <w:r>
+              <w:t xml:space="preserve">,</w:t>
+            </w:r>
+            <w:r>
+              <w:t xml:space="preserve"> </w:t>
+            </w:r>
+            <w:r>
+              <w:rPr>
+                <w:rStyle w:val="VerbatimChar"/>
+              </w:rPr>
+              <w:t xml:space="preserve">CodexClient</w:t>
             </w:r>
             <w:r>
               <w:t xml:space="preserve">-Protokoll</w:t>
@@ -1979,6 +2038,424 @@
       </w:r>
       <w:r>
         <w:t xml:space="preserve">: Authoring-Loops + Approval-Gate</w:t>
+      </w:r>
+    </w:p>
+    <w:p>
+      <w:pPr>
+        <w:pStyle w:val="BodyText"/>
+      </w:pPr>
+      <w:r>
+        <w:t xml:space="preserve">Jede der beiden Phasen fährt zuerst eine</w:t>
+      </w:r>
+      <w:r>
+        <w:t xml:space="preserve"> </w:t>
+      </w:r>
+      <w:r>
+        <w:rPr>
+          <w:b/>
+          <w:bCs/>
+        </w:rPr>
+        <w:t xml:space="preserve">Draft-Stage</w:t>
+      </w:r>
+      <w:r>
+        <w:t xml:space="preserve"> </w:t>
+      </w:r>
+      <w:r>
+        <w:t xml:space="preserve">(</w:t>
+      </w:r>
+      <w:r>
+        <w:rPr>
+          <w:rStyle w:val="VerbatimChar"/>
+        </w:rPr>
+        <w:t xml:space="preserve">_draft_stage</w:t>
+      </w:r>
+      <w:r>
+        <w:t xml:space="preserve">): Der Claude-Entwurfs-Autor (</w:t>
+      </w:r>
+      <w:r>
+        <w:rPr>
+          <w:rStyle w:val="VerbatimChar"/>
+        </w:rPr>
+        <w:t xml:space="preserve">spec_agent</w:t>
+      </w:r>
+      <w:r>
+        <w:t xml:space="preserve">/</w:t>
+      </w:r>
+      <w:r>
+        <w:rPr>
+          <w:rStyle w:val="VerbatimChar"/>
+        </w:rPr>
+        <w:t xml:space="preserve">plan_agent</w:t>
+      </w:r>
+      <w:r>
+        <w:t xml:space="preserve">, Opus) und</w:t>
+      </w:r>
+      <w:r>
+        <w:t xml:space="preserve"> </w:t>
+      </w:r>
+      <w:r>
+        <w:rPr>
+          <w:rStyle w:val="VerbatimChar"/>
+        </w:rPr>
+        <w:t xml:space="preserve">ctx.codex.author(kind, …)</w:t>
+      </w:r>
+      <w:r>
+        <w:t xml:space="preserve"> </w:t>
+      </w:r>
+      <w:r>
+        <w:t xml:space="preserve">erzeugen ihre Entwürfe</w:t>
+      </w:r>
+      <w:r>
+        <w:t xml:space="preserve"> </w:t>
+      </w:r>
+      <w:r>
+        <w:rPr>
+          <w:b/>
+          <w:bCs/>
+        </w:rPr>
+        <w:t xml:space="preserve">gleichzeitig</w:t>
+      </w:r>
+      <w:r>
+        <w:t xml:space="preserve"> </w:t>
+      </w:r>
+      <w:r>
+        <w:t xml:space="preserve">(</w:t>
+      </w:r>
+      <w:r>
+        <w:rPr>
+          <w:rStyle w:val="VerbatimChar"/>
+        </w:rPr>
+        <w:t xml:space="preserve">ThreadPoolExecutor</w:t>
+      </w:r>
+      <w:r>
+        <w:t xml:space="preserve">, 2 Worker). Der Claude-Autor schreibt wie bisher in den Checkout; der Orchestrator kopiert das Ergebnis nach</w:t>
+      </w:r>
+      <w:r>
+        <w:t xml:space="preserve"> </w:t>
+      </w:r>
+      <w:r>
+        <w:rPr>
+          <w:rStyle w:val="VerbatimChar"/>
+        </w:rPr>
+        <w:t xml:space="preserve">.adw/runs/&lt;id&gt;/drafts/&lt;name&gt;.claude.&lt;ext&gt;</w:t>
+      </w:r>
+      <w:r>
+        <w:t xml:space="preserve"> </w:t>
+      </w:r>
+      <w:r>
+        <w:t xml:space="preserve">(atomar via tmp +</w:t>
+      </w:r>
+      <w:r>
+        <w:t xml:space="preserve"> </w:t>
+      </w:r>
+      <w:r>
+        <w:rPr>
+          <w:rStyle w:val="VerbatimChar"/>
+        </w:rPr>
+        <w:t xml:space="preserve">os.replace</w:t>
+      </w:r>
+      <w:r>
+        <w:t xml:space="preserve">) und setzt den Checkout danach zurück. Codex liefert seinen Inhalt read-only und landet als</w:t>
+      </w:r>
+      <w:r>
+        <w:t xml:space="preserve"> </w:t>
+      </w:r>
+      <w:r>
+        <w:rPr>
+          <w:rStyle w:val="VerbatimChar"/>
+        </w:rPr>
+        <w:t xml:space="preserve">&lt;name&gt;.codex.&lt;ext&gt;</w:t>
+      </w:r>
+      <w:r>
+        <w:t xml:space="preserve">: Weil die read-only-Sandbox nicht schreiben darf, fordert</w:t>
+      </w:r>
+      <w:r>
+        <w:t xml:space="preserve"> </w:t>
+      </w:r>
+      <w:r>
+        <w:rPr>
+          <w:rStyle w:val="VerbatimChar"/>
+        </w:rPr>
+        <w:t xml:space="preserve">author()</w:t>
+      </w:r>
+      <w:r>
+        <w:t xml:space="preserve"> </w:t>
+      </w:r>
+      <w:r>
+        <w:t xml:space="preserve">die Dateiinhalte in Marker-Blöcken (</w:t>
+      </w:r>
+      <w:r>
+        <w:rPr>
+          <w:rStyle w:val="VerbatimChar"/>
+        </w:rPr>
+        <w:t xml:space="preserve">===BEGIN &lt;name&gt; &lt;nonce&gt;===</w:t>
+      </w:r>
+      <w:r>
+        <w:t xml:space="preserve"> </w:t>
+      </w:r>
+      <w:r>
+        <w:t xml:space="preserve">…</w:t>
+      </w:r>
+      <w:r>
+        <w:t xml:space="preserve"> </w:t>
+      </w:r>
+      <w:r>
+        <w:rPr>
+          <w:rStyle w:val="VerbatimChar"/>
+        </w:rPr>
+        <w:t xml:space="preserve">===END …===</w:t>
+      </w:r>
+      <w:r>
+        <w:t xml:space="preserve">) mit einer Nonce je Aufruf an und parst sie strikt vorwärts ab dem letzten Begin-Marker des ersten Namens — ein reiner Prompt-Echo ergibt leere Blöcke und damit einen</w:t>
+      </w:r>
+      <w:r>
+        <w:t xml:space="preserve"> </w:t>
+      </w:r>
+      <w:r>
+        <w:rPr>
+          <w:rStyle w:val="VerbatimChar"/>
+        </w:rPr>
+        <w:t xml:space="preserve">CodexAuthorError</w:t>
+      </w:r>
+      <w:r>
+        <w:t xml:space="preserve"> </w:t>
+      </w:r>
+      <w:r>
+        <w:t xml:space="preserve">(Subklasse von</w:t>
+      </w:r>
+      <w:r>
+        <w:t xml:space="preserve"> </w:t>
+      </w:r>
+      <w:r>
+        <w:rPr>
+          <w:rStyle w:val="VerbatimChar"/>
+        </w:rPr>
+        <w:t xml:space="preserve">CodexError</w:t>
+      </w:r>
+      <w:r>
+        <w:t xml:space="preserve">), und eine Spec, die dieses Protokoll selbst dokumentiert, beendet ihren eigenen Block nicht. Idempotenz läuft über die DATEIEN, nicht über den State: ein vorhandener, nicht leerer Entwurf überspringt seinen Autor, ein</w:t>
+      </w:r>
+      <w:r>
+        <w:t xml:space="preserve"> </w:t>
+      </w:r>
+      <w:r>
+        <w:rPr>
+          <w:rStyle w:val="VerbatimChar"/>
+        </w:rPr>
+        <w:t xml:space="preserve">&lt;kind&gt;.codex.FAILED</w:t>
+      </w:r>
+      <w:r>
+        <w:t xml:space="preserve">-Marker verhindert einen erneuten Codex-Versuch. Crash-Reste der Phase im Checkout (Artefakte</w:t>
+      </w:r>
+      <w:r>
+        <w:t xml:space="preserve"> </w:t>
+      </w:r>
+      <w:r>
+        <w:rPr>
+          <w:i/>
+          <w:iCs/>
+        </w:rPr>
+        <w:t xml:space="preserve">und</w:t>
+      </w:r>
+      <w:r>
+        <w:t xml:space="preserve"> </w:t>
+      </w:r>
+      <w:r>
+        <w:t xml:space="preserve">Summary) werden im Hauptthread geräumt,</w:t>
+      </w:r>
+      <w:r>
+        <w:t xml:space="preserve"> </w:t>
+      </w:r>
+      <w:r>
+        <w:rPr>
+          <w:b/>
+          <w:bCs/>
+        </w:rPr>
+        <w:t xml:space="preserve">bevor</w:t>
+      </w:r>
+      <w:r>
+        <w:t xml:space="preserve"> </w:t>
+      </w:r>
+      <w:r>
+        <w:t xml:space="preserve">ein Autor läuft — ein Rest darf weder als frischer Entwurf durchgehen noch dem parallel lesenden Codex als Zwischenstand erscheinen. Ein Codex-Ausfall</w:t>
+      </w:r>
+      <w:r>
+        <w:t xml:space="preserve"> </w:t>
+      </w:r>
+      <w:r>
+        <w:rPr>
+          <w:b/>
+          <w:bCs/>
+        </w:rPr>
+        <w:t xml:space="preserve">degradiert</w:t>
+      </w:r>
+      <w:r>
+        <w:t xml:space="preserve"> </w:t>
+      </w:r>
+      <w:r>
+        <w:t xml:space="preserve">nur (Warnung + Marker, einquellige Synthese); ein fehlender, leerer oder unveränderter Claude-Entwurf eskaliert.</w:t>
+      </w:r>
+    </w:p>
+    <w:p>
+      <w:pPr>
+        <w:pStyle w:val="BodyText"/>
+      </w:pPr>
+      <w:r>
+        <w:t xml:space="preserve">Der</w:t>
+      </w:r>
+      <w:r>
+        <w:t xml:space="preserve"> </w:t>
+      </w:r>
+      <w:r>
+        <w:rPr>
+          <w:b/>
+          <w:bCs/>
+        </w:rPr>
+        <w:t xml:space="preserve">Synthese-Agent</w:t>
+      </w:r>
+      <w:r>
+        <w:t xml:space="preserve"> </w:t>
+      </w:r>
+      <w:r>
+        <w:t xml:space="preserve">(</w:t>
+      </w:r>
+      <w:r>
+        <w:rPr>
+          <w:rStyle w:val="VerbatimChar"/>
+        </w:rPr>
+        <w:t xml:space="preserve">spec_synthesis</w:t>
+      </w:r>
+      <w:r>
+        <w:t xml:space="preserve">/</w:t>
+      </w:r>
+      <w:r>
+        <w:rPr>
+          <w:rStyle w:val="VerbatimChar"/>
+        </w:rPr>
+        <w:t xml:space="preserve">plan_synthesis</w:t>
+      </w:r>
+      <w:r>
+        <w:t xml:space="preserve">, Fable) ist danach der ERSTE Lauf des Authoring-Loops. Sein Task nennt</w:t>
+      </w:r>
+      <w:r>
+        <w:t xml:space="preserve"> </w:t>
+      </w:r>
+      <w:r>
+        <w:rPr>
+          <w:rStyle w:val="VerbatimChar"/>
+        </w:rPr>
+        <w:t xml:space="preserve">.adw/issue.md</w:t>
+      </w:r>
+      <w:r>
+        <w:t xml:space="preserve">, beide Entwurfspfade und die Zielartefakte inklusive Summary; fehlt der Codex-Entwurf, steht statt eines toten Pfads der Hinweis auf die Ein-Quellen-Basis im Task. Die</w:t>
+      </w:r>
+      <w:r>
+        <w:t xml:space="preserve"> </w:t>
+      </w:r>
+      <w:r>
+        <w:rPr>
+          <w:b/>
+          <w:bCs/>
+        </w:rPr>
+        <w:t xml:space="preserve">Zusammenfassung</w:t>
+      </w:r>
+      <w:r>
+        <w:t xml:space="preserve"> </w:t>
+      </w:r>
+      <w:r>
+        <w:t xml:space="preserve">(</w:t>
+      </w:r>
+      <w:r>
+        <w:rPr>
+          <w:rStyle w:val="VerbatimChar"/>
+        </w:rPr>
+        <w:t xml:space="preserve">spec-summary.md</w:t>
+      </w:r>
+      <w:r>
+        <w:t xml:space="preserve">/</w:t>
+      </w:r>
+      <w:r>
+        <w:rPr>
+          <w:rStyle w:val="VerbatimChar"/>
+        </w:rPr>
+        <w:t xml:space="preserve">plan-summary.md</w:t>
+      </w:r>
+      <w:r>
+        <w:t xml:space="preserve">) läuft als Loop-Artefakt mit: Sie muss entstehen (fehlend ODER leer eskaliert — sie reviewt niemand, ein Weißraum-Ergebnis fiele sonst erst dem Menschen am Gate auf), die Fix-Tasks bekommen den Zusatz, sie aktuell zu halten, und sie wird wie die Artefakte archiviert. In der Plan-Phase ist sie</w:t>
+      </w:r>
+      <w:r>
+        <w:t xml:space="preserve"> </w:t>
+      </w:r>
+      <w:r>
+        <w:rPr>
+          <w:rStyle w:val="VerbatimChar"/>
+        </w:rPr>
+        <w:t xml:space="preserve">protected</w:t>
+      </w:r>
+      <w:r>
+        <w:t xml:space="preserve"> </w:t>
+      </w:r>
+      <w:r>
+        <w:t xml:space="preserve">wie</w:t>
+      </w:r>
+      <w:r>
+        <w:t xml:space="preserve"> </w:t>
+      </w:r>
+      <w:r>
+        <w:rPr>
+          <w:rStyle w:val="VerbatimChar"/>
+        </w:rPr>
+        <w:t xml:space="preserve">spec.md</w:t>
+      </w:r>
+      <w:r>
+        <w:t xml:space="preserve">, sie steht</w:t>
+      </w:r>
+      <w:r>
+        <w:t xml:space="preserve"> </w:t>
+      </w:r>
+      <w:r>
+        <w:rPr>
+          <w:b/>
+          <w:bCs/>
+        </w:rPr>
+        <w:t xml:space="preserve">nicht</w:t>
+      </w:r>
+      <w:r>
+        <w:t xml:space="preserve"> </w:t>
+      </w:r>
+      <w:r>
+        <w:t xml:space="preserve">in</w:t>
+      </w:r>
+      <w:r>
+        <w:t xml:space="preserve"> </w:t>
+      </w:r>
+      <w:r>
+        <w:rPr>
+          <w:rStyle w:val="VerbatimChar"/>
+        </w:rPr>
+        <w:t xml:space="preserve">_seed_artifacts</w:t>
+      </w:r>
+      <w:r>
+        <w:t xml:space="preserve"> </w:t>
+      </w:r>
+      <w:r>
+        <w:t xml:space="preserve">(keine Build-Lane baut dagegen) und ist</w:t>
+      </w:r>
+      <w:r>
+        <w:t xml:space="preserve"> </w:t>
+      </w:r>
+      <w:r>
+        <w:rPr>
+          <w:b/>
+          <w:bCs/>
+        </w:rPr>
+        <w:t xml:space="preserve">keine</w:t>
+      </w:r>
+      <w:r>
+        <w:t xml:space="preserve"> </w:t>
+      </w:r>
+      <w:r>
+        <w:t xml:space="preserve">Codex-Review-Referenz. Die Gate-Meldungen der CLI nennen die Zusammenfassung zuerst — sie liegt im ignorierten Run-Ordner und wäre sonst unsichtbar.</w:t>
       </w:r>
     </w:p>
     <w:p>
@@ -3229,13 +3706,13 @@
               <w:jc w:val="left"/>
             </w:pPr>
             <w:r>
-              <w:t xml:space="preserve">Fable 5 (</w:t>
-            </w:r>
-            <w:r>
-              <w:rPr>
-                <w:rStyle w:val="VerbatimChar"/>
-              </w:rPr>
-              <w:t xml:space="preserve">claude-fable-5</w:t>
+              <w:t xml:space="preserve">Opus 4.8 (</w:t>
+            </w:r>
+            <w:r>
+              <w:rPr>
+                <w:rStyle w:val="VerbatimChar"/>
+              </w:rPr>
+              <w:t xml:space="preserve">claude-opus-4-8</w:t>
             </w:r>
             <w:r>
               <w:t xml:space="preserve">)</w:t>
@@ -3281,7 +3758,7 @@
               <w:jc w:val="left"/>
             </w:pPr>
             <w:r>
-              <w:t xml:space="preserve">Spezifikation nach fester Vorlage; implementiert nie</w:t>
+              <w:t xml:space="preserve">Entwurfs-Autor der Spezifikation nach fester Vorlage; implementiert nie</w:t>
             </w:r>
           </w:p>
         </w:tc>
@@ -3310,7 +3787,7 @@
               <w:jc w:val="left"/>
             </w:pPr>
             <w:r>
-              <w:t xml:space="preserve">Fable 5</w:t>
+              <w:t xml:space="preserve">Opus 4.8</w:t>
             </w:r>
           </w:p>
         </w:tc>
@@ -3368,7 +3845,7 @@
               <w:jc w:val="left"/>
             </w:pPr>
             <w:r>
-              <w:t xml:space="preserve">Plan (Workstreams) + Schnittstellen-Kontrakt; implementiert nie</w:t>
+              <w:t xml:space="preserve">Entwurfs-Autor von Plan (Workstreams) + Schnittstellen-Kontrakt; implementiert nie</w:t>
             </w:r>
           </w:p>
         </w:tc>
@@ -3385,25 +3862,25 @@
               <w:rPr>
                 <w:rStyle w:val="VerbatimChar"/>
               </w:rPr>
-              <w:t xml:space="preserve">build_agent</w:t>
-            </w:r>
-          </w:p>
-        </w:tc>
-        <w:tc>
-          <w:tcPr/>
-          <w:p>
-            <w:pPr>
-              <w:pStyle w:val="Compact"/>
-              <w:jc w:val="left"/>
-            </w:pPr>
-            <w:r>
-              <w:t xml:space="preserve">Opus 4.8 (</w:t>
-            </w:r>
-            <w:r>
-              <w:rPr>
-                <w:rStyle w:val="VerbatimChar"/>
-              </w:rPr>
-              <w:t xml:space="preserve">claude-opus-4-8</w:t>
+              <w:t xml:space="preserve">spec_synthesis</w:t>
+            </w:r>
+          </w:p>
+        </w:tc>
+        <w:tc>
+          <w:tcPr/>
+          <w:p>
+            <w:pPr>
+              <w:pStyle w:val="Compact"/>
+              <w:jc w:val="left"/>
+            </w:pPr>
+            <w:r>
+              <w:t xml:space="preserve">Fable 5 (</w:t>
+            </w:r>
+            <w:r>
+              <w:rPr>
+                <w:rStyle w:val="VerbatimChar"/>
+              </w:rPr>
+              <w:t xml:space="preserve">claude-fable-5</w:t>
             </w:r>
             <w:r>
               <w:t xml:space="preserve">)</w:t>
@@ -3418,7 +3895,7 @@
               <w:jc w:val="left"/>
             </w:pPr>
             <w:r>
-              <w:t xml:space="preserve">Read/Write/Edit +</w:t>
+              <w:t xml:space="preserve">Read/Grep/Glob + Write</w:t>
             </w:r>
             <w:r>
               <w:t xml:space="preserve"> </w:t>
@@ -3428,25 +3905,84 @@
                 <w:b/>
                 <w:bCs/>
               </w:rPr>
-              <w:t xml:space="preserve">sandboxed</w:t>
-            </w:r>
-            <w:r>
-              <w:t xml:space="preserve"> </w:t>
-            </w:r>
-            <w:r>
-              <w:t xml:space="preserve">Bash, Schreiben nur worktree-relativ</w:t>
-            </w:r>
-          </w:p>
-        </w:tc>
-        <w:tc>
-          <w:tcPr/>
-          <w:p>
-            <w:pPr>
-              <w:pStyle w:val="Compact"/>
-              <w:jc w:val="left"/>
-            </w:pPr>
-            <w:r>
-              <w:t xml:space="preserve">Workstream strikt gegen Kontrakt, TDD;</w:t>
+              <w:t xml:space="preserve">nur</w:t>
+            </w:r>
+            <w:r>
+              <w:t xml:space="preserve"> </w:t>
+            </w:r>
+            <w:r>
+              <w:rPr>
+                <w:rStyle w:val="VerbatimChar"/>
+              </w:rPr>
+              <w:t xml:space="preserve">.adw/spec.md</w:t>
+            </w:r>
+            <w:r>
+              <w:t xml:space="preserve"> </w:t>
+            </w:r>
+            <w:r>
+              <w:t xml:space="preserve">+</w:t>
+            </w:r>
+            <w:r>
+              <w:t xml:space="preserve"> </w:t>
+            </w:r>
+            <w:r>
+              <w:rPr>
+                <w:rStyle w:val="VerbatimChar"/>
+              </w:rPr>
+              <w:t xml:space="preserve">.adw/spec-summary.md</w:t>
+            </w:r>
+          </w:p>
+        </w:tc>
+        <w:tc>
+          <w:tcPr/>
+          <w:p>
+            <w:pPr>
+              <w:pStyle w:val="Compact"/>
+              <w:jc w:val="left"/>
+            </w:pPr>
+            <w:r>
+              <w:t xml:space="preserve">Best-of-Merge aus Claude- und Codex-Spec-Entwurf + Zusammenfassung fürs Freigabe-Gate</w:t>
+            </w:r>
+          </w:p>
+        </w:tc>
+      </w:tr>
+      <w:tr>
+        <w:tc>
+          <w:tcPr/>
+          <w:p>
+            <w:pPr>
+              <w:pStyle w:val="Compact"/>
+              <w:jc w:val="left"/>
+            </w:pPr>
+            <w:r>
+              <w:rPr>
+                <w:rStyle w:val="VerbatimChar"/>
+              </w:rPr>
+              <w:t xml:space="preserve">plan_synthesis</w:t>
+            </w:r>
+          </w:p>
+        </w:tc>
+        <w:tc>
+          <w:tcPr/>
+          <w:p>
+            <w:pPr>
+              <w:pStyle w:val="Compact"/>
+              <w:jc w:val="left"/>
+            </w:pPr>
+            <w:r>
+              <w:t xml:space="preserve">Fable 5</w:t>
+            </w:r>
+          </w:p>
+        </w:tc>
+        <w:tc>
+          <w:tcPr/>
+          <w:p>
+            <w:pPr>
+              <w:pStyle w:val="Compact"/>
+              <w:jc w:val="left"/>
+            </w:pPr>
+            <w:r>
+              <w:t xml:space="preserve">Read/Grep/Glob + Write</w:t>
             </w:r>
             <w:r>
               <w:t xml:space="preserve"> </w:t>
@@ -3456,10 +3992,55 @@
                 <w:b/>
                 <w:bCs/>
               </w:rPr>
-              <w:t xml:space="preserve">committet nicht</w:t>
-            </w:r>
-            <w:r>
-              <w:t xml:space="preserve">; darf von Fix-Plänen begründet abweichen</w:t>
+              <w:t xml:space="preserve">nur</w:t>
+            </w:r>
+            <w:r>
+              <w:t xml:space="preserve"> </w:t>
+            </w:r>
+            <w:r>
+              <w:rPr>
+                <w:rStyle w:val="VerbatimChar"/>
+              </w:rPr>
+              <w:t xml:space="preserve">.adw/plan.md</w:t>
+            </w:r>
+            <w:r>
+              <w:t xml:space="preserve">,</w:t>
+            </w:r>
+            <w:r>
+              <w:t xml:space="preserve"> </w:t>
+            </w:r>
+            <w:r>
+              <w:rPr>
+                <w:rStyle w:val="VerbatimChar"/>
+              </w:rPr>
+              <w:t xml:space="preserve">.adw/contract.yaml</w:t>
+            </w:r>
+            <w:r>
+              <w:t xml:space="preserve"> </w:t>
+            </w:r>
+            <w:r>
+              <w:t xml:space="preserve">+</w:t>
+            </w:r>
+            <w:r>
+              <w:t xml:space="preserve"> </w:t>
+            </w:r>
+            <w:r>
+              <w:rPr>
+                <w:rStyle w:val="VerbatimChar"/>
+              </w:rPr>
+              <w:t xml:space="preserve">.adw/plan-summary.md</w:t>
+            </w:r>
+          </w:p>
+        </w:tc>
+        <w:tc>
+          <w:tcPr/>
+          <w:p>
+            <w:pPr>
+              <w:pStyle w:val="Compact"/>
+              <w:jc w:val="left"/>
+            </w:pPr>
+            <w:r>
+              <w:t xml:space="preserve">Best-of-Merge beider Plan-/Kontrakt-Entwürfe + Zusammenfassung</w:t>
             </w:r>
           </w:p>
         </w:tc>
@@ -3476,25 +4057,25 @@
               <w:rPr>
                 <w:rStyle w:val="VerbatimChar"/>
               </w:rPr>
-              <w:t xml:space="preserve">e2e_triage</w:t>
-            </w:r>
-          </w:p>
-        </w:tc>
-        <w:tc>
-          <w:tcPr/>
-          <w:p>
-            <w:pPr>
-              <w:pStyle w:val="Compact"/>
-              <w:jc w:val="left"/>
-            </w:pPr>
-            <w:r>
-              <w:t xml:space="preserve">Sonnet 5 (</w:t>
-            </w:r>
-            <w:r>
-              <w:rPr>
-                <w:rStyle w:val="VerbatimChar"/>
-              </w:rPr>
-              <w:t xml:space="preserve">claude-sonnet-5</w:t>
+              <w:t xml:space="preserve">build_agent</w:t>
+            </w:r>
+          </w:p>
+        </w:tc>
+        <w:tc>
+          <w:tcPr/>
+          <w:p>
+            <w:pPr>
+              <w:pStyle w:val="Compact"/>
+              <w:jc w:val="left"/>
+            </w:pPr>
+            <w:r>
+              <w:t xml:space="preserve">Opus 4.8 (</w:t>
+            </w:r>
+            <w:r>
+              <w:rPr>
+                <w:rStyle w:val="VerbatimChar"/>
+              </w:rPr>
+              <w:t xml:space="preserve">claude-opus-4-8</w:t>
             </w:r>
             <w:r>
               <w:t xml:space="preserve">)</w:t>
@@ -3509,19 +4090,48 @@
               <w:jc w:val="left"/>
             </w:pPr>
             <w:r>
-              <w:t xml:space="preserve">read-only</w:t>
-            </w:r>
-          </w:p>
-        </w:tc>
-        <w:tc>
-          <w:tcPr/>
-          <w:p>
-            <w:pPr>
-              <w:pStyle w:val="Compact"/>
-              <w:jc w:val="left"/>
-            </w:pPr>
-            <w:r>
-              <w:t xml:space="preserve">Playwright-Fehler → Lane-Zuordnung; fixt nichts; antwortet nur Schema-JSON</w:t>
+              <w:t xml:space="preserve">Read/Write/Edit +</w:t>
+            </w:r>
+            <w:r>
+              <w:t xml:space="preserve"> </w:t>
+            </w:r>
+            <w:r>
+              <w:rPr>
+                <w:b/>
+                <w:bCs/>
+              </w:rPr>
+              <w:t xml:space="preserve">sandboxed</w:t>
+            </w:r>
+            <w:r>
+              <w:t xml:space="preserve"> </w:t>
+            </w:r>
+            <w:r>
+              <w:t xml:space="preserve">Bash, Schreiben nur worktree-relativ</w:t>
+            </w:r>
+          </w:p>
+        </w:tc>
+        <w:tc>
+          <w:tcPr/>
+          <w:p>
+            <w:pPr>
+              <w:pStyle w:val="Compact"/>
+              <w:jc w:val="left"/>
+            </w:pPr>
+            <w:r>
+              <w:t xml:space="preserve">Workstream strikt gegen Kontrakt, TDD;</w:t>
+            </w:r>
+            <w:r>
+              <w:t xml:space="preserve"> </w:t>
+            </w:r>
+            <w:r>
+              <w:rPr>
+                <w:b/>
+                <w:bCs/>
+              </w:rPr>
+              <w:t xml:space="preserve">committet nicht</w:t>
+            </w:r>
+            <w:r>
+              <w:t xml:space="preserve">; darf von Fix-Plänen begründet abweichen</w:t>
             </w:r>
           </w:p>
         </w:tc>
@@ -3538,19 +4148,28 @@
               <w:rPr>
                 <w:rStyle w:val="VerbatimChar"/>
               </w:rPr>
-              <w:t xml:space="preserve">log_analyst</w:t>
-            </w:r>
-          </w:p>
-        </w:tc>
-        <w:tc>
-          <w:tcPr/>
-          <w:p>
-            <w:pPr>
-              <w:pStyle w:val="Compact"/>
-              <w:jc w:val="left"/>
-            </w:pPr>
-            <w:r>
-              <w:t xml:space="preserve">Sonnet 5</w:t>
+              <w:t xml:space="preserve">e2e_triage</w:t>
+            </w:r>
+          </w:p>
+        </w:tc>
+        <w:tc>
+          <w:tcPr/>
+          <w:p>
+            <w:pPr>
+              <w:pStyle w:val="Compact"/>
+              <w:jc w:val="left"/>
+            </w:pPr>
+            <w:r>
+              <w:t xml:space="preserve">Sonnet 5 (</w:t>
+            </w:r>
+            <w:r>
+              <w:rPr>
+                <w:rStyle w:val="VerbatimChar"/>
+              </w:rPr>
+              <w:t xml:space="preserve">claude-sonnet-5</w:t>
+            </w:r>
+            <w:r>
+              <w:t xml:space="preserve">)</w:t>
             </w:r>
           </w:p>
         </w:tc>
@@ -3574,7 +4193,7 @@
               <w:jc w:val="left"/>
             </w:pPr>
             <w:r>
-              <w:t xml:space="preserve">CI-Logs → strukturierte Findings mit Lane; fixt nichts</w:t>
+              <w:t xml:space="preserve">Playwright-Fehler → Lane-Zuordnung; fixt nichts; antwortet nur Schema-JSON</w:t>
             </w:r>
           </w:p>
         </w:tc>
@@ -3591,6 +4210,59 @@
               <w:rPr>
                 <w:rStyle w:val="VerbatimChar"/>
               </w:rPr>
+              <w:t xml:space="preserve">log_analyst</w:t>
+            </w:r>
+          </w:p>
+        </w:tc>
+        <w:tc>
+          <w:tcPr/>
+          <w:p>
+            <w:pPr>
+              <w:pStyle w:val="Compact"/>
+              <w:jc w:val="left"/>
+            </w:pPr>
+            <w:r>
+              <w:t xml:space="preserve">Sonnet 5</w:t>
+            </w:r>
+          </w:p>
+        </w:tc>
+        <w:tc>
+          <w:tcPr/>
+          <w:p>
+            <w:pPr>
+              <w:pStyle w:val="Compact"/>
+              <w:jc w:val="left"/>
+            </w:pPr>
+            <w:r>
+              <w:t xml:space="preserve">read-only</w:t>
+            </w:r>
+          </w:p>
+        </w:tc>
+        <w:tc>
+          <w:tcPr/>
+          <w:p>
+            <w:pPr>
+              <w:pStyle w:val="Compact"/>
+              <w:jc w:val="left"/>
+            </w:pPr>
+            <w:r>
+              <w:t xml:space="preserve">CI-Logs → strukturierte Findings mit Lane; fixt nichts</w:t>
+            </w:r>
+          </w:p>
+        </w:tc>
+      </w:tr>
+      <w:tr>
+        <w:tc>
+          <w:tcPr/>
+          <w:p>
+            <w:pPr>
+              <w:pStyle w:val="Compact"/>
+              <w:jc w:val="left"/>
+            </w:pPr>
+            <w:r>
+              <w:rPr>
+                <w:rStyle w:val="VerbatimChar"/>
+              </w:rPr>
               <w:t xml:space="preserve">final_reviewer</w:t>
             </w:r>
           </w:p>
@@ -3657,7 +4329,46 @@
         <w:t xml:space="preserve"> </w:t>
       </w:r>
       <w:r>
-        <w:t xml:space="preserve">das teuerste Urteilsvermögen (Fable) nur an den Hebelpunkten Spec/Plan/finaler Review; Opus baut; Sonnet 5 erledigt die Fließband-Triage. Die Pfad-Regeln sind</w:t>
+        <w:t xml:space="preserve">Opus schreibt die Authoring-Entwürfe und baut — der Entwurf ist der tief denkende Teil; Fable (breit, günstiger) merged die beiden Entwürfe und macht den finalen Review; Sonnet 5 erledigt die Fließband-Triage. Die inhaltlichen Vorgaben von Entwurfs-Autor und Synthese liegen in je einer geteilten Konstante (</w:t>
+      </w:r>
+      <w:r>
+        <w:rPr>
+          <w:rStyle w:val="VerbatimChar"/>
+        </w:rPr>
+        <w:t xml:space="preserve">_SPEC_CONTENT_RULES</w:t>
+      </w:r>
+      <w:r>
+        <w:t xml:space="preserve">/</w:t>
+      </w:r>
+      <w:r>
+        <w:rPr>
+          <w:rStyle w:val="VerbatimChar"/>
+        </w:rPr>
+        <w:t xml:space="preserve">_PLAN_CONTENT_RULES</w:t>
+      </w:r>
+      <w:r>
+        <w:t xml:space="preserve">): Driften sie auseinander, kippt die Synthese die Scope-Gegenkraft des Autors wieder um. Merge- und Summary-Vorgaben (</w:t>
+      </w:r>
+      <w:r>
+        <w:rPr>
+          <w:rStyle w:val="VerbatimChar"/>
+        </w:rPr>
+        <w:t xml:space="preserve">_BEST_OF_MERGE_RULES</w:t>
+      </w:r>
+      <w:r>
+        <w:t xml:space="preserve">,</w:t>
+      </w:r>
+      <w:r>
+        <w:t xml:space="preserve"> </w:t>
+      </w:r>
+      <w:r>
+        <w:rPr>
+          <w:rStyle w:val="VerbatimChar"/>
+        </w:rPr>
+        <w:t xml:space="preserve">_SUMMARY_FORMAT_RULES</w:t>
+      </w:r>
+      <w:r>
+        <w:t xml:space="preserve">) teilen sich beide Synthese-Agents — eine je Phase anders aufgebaute Zusammenfassung wäre am Freigabe-Gate nur Rauschen. Die Pfad-Regeln sind</w:t>
       </w:r>
       <w:r>
         <w:t xml:space="preserve"> </w:t>
@@ -3730,7 +4441,7 @@
         <w:t xml:space="preserve"> </w:t>
       </w:r>
       <w:r>
-        <w:t xml:space="preserve">beschreibbar machen. Zusätzlich sind die Run-Verzeichnisse für alle Agents deny-gelistet und parallele Lanes sehen einander per</w:t>
+        <w:t xml:space="preserve">beschreibbar machen; die Schreibrechte der Synthese-Agents umfassen deshalb explizit ihre Summary-Datei. Zusätzlich sind die Run-Verzeichnisse für alle Agents deny-gelistet und parallele Lanes sehen einander per</w:t>
       </w:r>
       <w:r>
         <w:t xml:space="preserve"> </w:t>
@@ -6961,7 +7672,7 @@
               <w:jc w:val="left"/>
             </w:pPr>
             <w:r>
-              <w:t xml:space="preserve">Unabhängige Reviews (spec/plan/code)</w:t>
+              <w:t xml:space="preserve">Unabhängige Reviews (spec/plan/code) + zweiter Entwurfs-Autor für Spec/Plan</w:t>
             </w:r>
           </w:p>
         </w:tc>
@@ -6997,7 +7708,7 @@
               <w:t xml:space="preserve">CODEX_HOME</w:t>
             </w:r>
             <w:r>
-              <w:t xml:space="preserve">, 900-s-Timeout, strikter Parser</w:t>
+              <w:t xml:space="preserve">, 900-s-Timeout, strikter Parser (Findings-JSON bzw. Marker-Blöcke mit Nonce je Aufruf)</w:t>
             </w:r>
           </w:p>
         </w:tc>
@@ -7597,6 +8308,57 @@
               <w:jc w:val="left"/>
             </w:pPr>
             <w:r>
+              <w:t xml:space="preserve">In der Draft-Stage liest der Codex-Autor</w:t>
+            </w:r>
+            <w:r>
+              <w:t xml:space="preserve"> </w:t>
+            </w:r>
+            <w:r>
+              <w:rPr>
+                <w:b/>
+                <w:bCs/>
+              </w:rPr>
+              <w:t xml:space="preserve">denselben Checkout</w:t>
+            </w:r>
+            <w:r>
+              <w:t xml:space="preserve"> </w:t>
+            </w:r>
+            <w:r>
+              <w:t xml:space="preserve">wie der parallele Claude-Autor und könnte theoretisch ein halb geschriebenes Artefakt sehen.</w:t>
+            </w:r>
+          </w:p>
+        </w:tc>
+        <w:tc>
+          <w:tcPr/>
+          <w:p>
+            <w:pPr>
+              <w:pStyle w:val="Compact"/>
+              <w:jc w:val="left"/>
+            </w:pPr>
+            <w:r>
+              <w:t xml:space="preserve">Bewusst: Eine Worktree-Isolation nähme dem Codex-Entwurf die nur im Checkout liegenden Phasen-Inputs (</w:t>
+            </w:r>
+            <w:r>
+              <w:rPr>
+                <w:rStyle w:val="VerbatimChar"/>
+              </w:rPr>
+              <w:t xml:space="preserve">.adw/spec.md</w:t>
+            </w:r>
+            <w:r>
+              <w:t xml:space="preserve">). Der Claude-Entwurf wird danach validiert (nicht leer, verändert) und die Artefakte werden vor der Synthese zurückgesetzt.</w:t>
+            </w:r>
+          </w:p>
+        </w:tc>
+      </w:tr>
+      <w:tr>
+        <w:tc>
+          <w:tcPr/>
+          <w:p>
+            <w:pPr>
+              <w:pStyle w:val="Compact"/>
+              <w:jc w:val="left"/>
+            </w:pPr>
+            <w:r>
               <w:t xml:space="preserve">Codex-Token-Rücksync hält den Lock nicht über die gesamte Review-Dauer.</w:t>
             </w:r>
           </w:p>
@@ -7772,19 +8534,160 @@
                 <w:b/>
                 <w:bCs/>
               </w:rPr>
-              <w:t xml:space="preserve">AgentRunner / CodexReviewer</w:t>
-            </w:r>
-          </w:p>
-        </w:tc>
-        <w:tc>
-          <w:tcPr/>
-          <w:p>
-            <w:pPr>
-              <w:pStyle w:val="Compact"/>
-              <w:jc w:val="left"/>
-            </w:pPr>
-            <w:r>
-              <w:t xml:space="preserve">Die zwei Protokolle (PEP-544), hinter denen alle Agent-Aufrufe liegen; Produktions- und Mock-Implementierung sind austauschbar.</w:t>
+              <w:t xml:space="preserve">AgentRunner / CodexClient</w:t>
+            </w:r>
+          </w:p>
+        </w:tc>
+        <w:tc>
+          <w:tcPr/>
+          <w:p>
+            <w:pPr>
+              <w:pStyle w:val="Compact"/>
+              <w:jc w:val="left"/>
+            </w:pPr>
+            <w:r>
+              <w:t xml:space="preserve">Die zwei Protokolle (PEP-544), hinter denen alle Agent-Aufrufe liegen;</w:t>
+            </w:r>
+            <w:r>
+              <w:t xml:space="preserve"> </w:t>
+            </w:r>
+            <w:r>
+              <w:rPr>
+                <w:rStyle w:val="VerbatimChar"/>
+              </w:rPr>
+              <w:t xml:space="preserve">CodexClient</w:t>
+            </w:r>
+            <w:r>
+              <w:t xml:space="preserve"> </w:t>
+            </w:r>
+            <w:r>
+              <w:t xml:space="preserve">deckt beide Codex-Rollen ab (</w:t>
+            </w:r>
+            <w:r>
+              <w:rPr>
+                <w:rStyle w:val="VerbatimChar"/>
+              </w:rPr>
+              <w:t xml:space="preserve">review</w:t>
+            </w:r>
+            <w:r>
+              <w:t xml:space="preserve"> </w:t>
+            </w:r>
+            <w:r>
+              <w:t xml:space="preserve">+</w:t>
+            </w:r>
+            <w:r>
+              <w:t xml:space="preserve"> </w:t>
+            </w:r>
+            <w:r>
+              <w:rPr>
+                <w:rStyle w:val="VerbatimChar"/>
+              </w:rPr>
+              <w:t xml:space="preserve">author</w:t>
+            </w:r>
+            <w:r>
+              <w:t xml:space="preserve">). Produktions- und Mock-Implementierung sind austauschbar.</w:t>
+            </w:r>
+          </w:p>
+        </w:tc>
+      </w:tr>
+      <w:tr>
+        <w:tc>
+          <w:tcPr/>
+          <w:p>
+            <w:pPr>
+              <w:pStyle w:val="Compact"/>
+              <w:jc w:val="left"/>
+            </w:pPr>
+            <w:r>
+              <w:rPr>
+                <w:b/>
+                <w:bCs/>
+              </w:rPr>
+              <w:t xml:space="preserve">Draft-Stage (</w:t>
+            </w:r>
+            <w:r>
+              <w:rPr>
+                <w:rStyle w:val="VerbatimChar"/>
+                <w:b/>
+                <w:bCs/>
+              </w:rPr>
+              <w:t xml:space="preserve">_draft_stage</w:t>
+            </w:r>
+            <w:r>
+              <w:rPr>
+                <w:b/>
+                <w:bCs/>
+              </w:rPr>
+              <w:t xml:space="preserve">)</w:t>
+            </w:r>
+          </w:p>
+        </w:tc>
+        <w:tc>
+          <w:tcPr/>
+          <w:p>
+            <w:pPr>
+              <w:pStyle w:val="Compact"/>
+              <w:jc w:val="left"/>
+            </w:pPr>
+            <w:r>
+              <w:t xml:space="preserve">Phase 1–2: Claude-Autor und Codex schreiben ihre Entwürfe parallel nach</w:t>
+            </w:r>
+            <w:r>
+              <w:t xml:space="preserve"> </w:t>
+            </w:r>
+            <w:r>
+              <w:rPr>
+                <w:rStyle w:val="VerbatimChar"/>
+              </w:rPr>
+              <w:t xml:space="preserve">.adw/runs/&lt;id&gt;/drafts/</w:t>
+            </w:r>
+            <w:r>
+              <w:t xml:space="preserve">; idempotent über die Entwurfsdateien, ein Codex-Ausfall degradiert.</w:t>
+            </w:r>
+          </w:p>
+        </w:tc>
+      </w:tr>
+      <w:tr>
+        <w:tc>
+          <w:tcPr/>
+          <w:p>
+            <w:pPr>
+              <w:pStyle w:val="Compact"/>
+              <w:jc w:val="left"/>
+            </w:pPr>
+            <w:r>
+              <w:rPr>
+                <w:b/>
+                <w:bCs/>
+              </w:rPr>
+              <w:t xml:space="preserve">Synthese (</w:t>
+            </w:r>
+            <w:r>
+              <w:rPr>
+                <w:rStyle w:val="VerbatimChar"/>
+                <w:b/>
+                <w:bCs/>
+              </w:rPr>
+              <w:t xml:space="preserve">spec_/plan_synthesis</w:t>
+            </w:r>
+            <w:r>
+              <w:rPr>
+                <w:b/>
+                <w:bCs/>
+              </w:rPr>
+              <w:t xml:space="preserve">)</w:t>
+            </w:r>
+          </w:p>
+        </w:tc>
+        <w:tc>
+          <w:tcPr/>
+          <w:p>
+            <w:pPr>
+              <w:pStyle w:val="Compact"/>
+              <w:jc w:val="left"/>
+            </w:pPr>
+            <w:r>
+              <w:t xml:space="preserve">Der Agent, der beide Entwürfe zu EINEM Best-of-Artefakt merged und die Zusammenfassung fürs Freigabe-Gate schreibt; er ist der erste Lauf des Authoring-Loops.</w:t>
             </w:r>
           </w:p>
         </w:tc>

--- a/docs/spec/ADW-TECHNISCHE-SPEC.de.docx
+++ b/docs/spec/ADW-TECHNISCHE-SPEC.de.docx
@@ -2843,25 +2843,162 @@
           <w:b/>
           <w:bCs/>
         </w:rPr>
-        <w:t xml:space="preserve">Loop:</w:t>
-      </w:r>
-      <w:r>
-        <w:t xml:space="preserve"> </w:t>
-      </w:r>
-      <w:r>
-        <w:t xml:space="preserve">Limit-Check → Checkpoint (HEAD als</w:t>
-      </w:r>
-      <w:r>
-        <w:t xml:space="preserve"> </w:t>
-      </w:r>
-      <w:r>
-        <w:rPr>
-          <w:rStyle w:val="VerbatimChar"/>
-        </w:rPr>
-        <w:t xml:space="preserve">expected_head</w:t>
-      </w:r>
-      <w:r>
-        <w:t xml:space="preserve">, Iteration++) → Build-Agent (Opus, Session-Resume, Nachbar-Lanes per Deny-Regel unsichtbar) → Invarianten-Checks (kein Agent-Commit, richtiger Branch) → Artefakt-Restore → Gates.</w:t>
+        <w:t xml:space="preserve">RED-Stufe</w:t>
+      </w:r>
+      <w:r>
+        <w:t xml:space="preserve"> </w:t>
+      </w:r>
+      <w:r>
+        <w:t xml:space="preserve">(</w:t>
+      </w:r>
+      <w:r>
+        <w:rPr>
+          <w:rStyle w:val="VerbatimChar"/>
+        </w:rPr>
+        <w:t xml:space="preserve">_confirm_red</w:t>
+      </w:r>
+      <w:r>
+        <w:t xml:space="preserve">, nur bei ≥ 1 Gate</w:t>
+      </w:r>
+      <w:r>
+        <w:t xml:space="preserve"> </w:t>
+      </w:r>
+      <w:r>
+        <w:rPr>
+          <w:rStyle w:val="VerbatimChar"/>
+        </w:rPr>
+        <w:t xml:space="preserve">tdd: true</w:t>
+      </w:r>
+      <w:r>
+        <w:t xml:space="preserve"> </w:t>
+      </w:r>
+      <w:r>
+        <w:t xml:space="preserve">und nur im Initial-Build — kein</w:t>
+      </w:r>
+      <w:r>
+        <w:t xml:space="preserve"> </w:t>
+      </w:r>
+      <w:r>
+        <w:rPr>
+          <w:rStyle w:val="VerbatimChar"/>
+        </w:rPr>
+        <w:t xml:space="preserve">pending_task</w:t>
+      </w:r>
+      <w:r>
+        <w:t xml:space="preserve">,</w:t>
+      </w:r>
+      <w:r>
+        <w:t xml:space="preserve"> </w:t>
+      </w:r>
+      <w:r>
+        <w:rPr>
+          <w:rStyle w:val="VerbatimChar"/>
+        </w:rPr>
+        <w:t xml:space="preserve">red_confirmed</w:t>
+      </w:r>
+      <w:r>
+        <w:t xml:space="preserve"> </w:t>
+      </w:r>
+      <w:r>
+        <w:t xml:space="preserve">false,</w:t>
+      </w:r>
+      <w:r>
+        <w:t xml:space="preserve"> </w:t>
+      </w:r>
+      <w:r>
+        <w:rPr>
+          <w:rStyle w:val="VerbatimChar"/>
+        </w:rPr>
+        <w:t xml:space="preserve">gate_iterations == 0</w:t>
+      </w:r>
+      <w:r>
+        <w:t xml:space="preserve">): ein reiner Test-Lauf des Agents mit denselben Invarianten wie jeder Build-Lauf, danach</w:t>
+      </w:r>
+      <w:r>
+        <w:t xml:space="preserve"> </w:t>
+      </w:r>
+      <w:r>
+        <w:rPr>
+          <w:rStyle w:val="VerbatimChar"/>
+        </w:rPr>
+        <w:t xml:space="preserve">_run_lane_gates</w:t>
+      </w:r>
+      <w:r>
+        <w:t xml:space="preserve"> </w:t>
+      </w:r>
+      <w:r>
+        <w:t xml:space="preserve">über</w:t>
+      </w:r>
+      <w:r>
+        <w:t xml:space="preserve"> </w:t>
+      </w:r>
+      <w:r>
+        <w:rPr>
+          <w:b/>
+          <w:bCs/>
+        </w:rPr>
+        <w:t xml:space="preserve">genau die markierten Gates</w:t>
+      </w:r>
+      <w:r>
+        <w:t xml:space="preserve">. Mindestens eines rot = Beweis:</w:t>
+      </w:r>
+      <w:r>
+        <w:t xml:space="preserve"> </w:t>
+      </w:r>
+      <w:r>
+        <w:rPr>
+          <w:rStyle w:val="VerbatimChar"/>
+        </w:rPr>
+        <w:t xml:space="preserve">red_confirmed</w:t>
+      </w:r>
+      <w:r>
+        <w:t xml:space="preserve">, die geänderten Pfade als</w:t>
+      </w:r>
+      <w:r>
+        <w:t xml:space="preserve"> </w:t>
+      </w:r>
+      <w:r>
+        <w:rPr>
+          <w:rStyle w:val="VerbatimChar"/>
+        </w:rPr>
+        <w:t xml:space="preserve">red_test_paths</w:t>
+      </w:r>
+      <w:r>
+        <w:t xml:space="preserve"> </w:t>
+      </w:r>
+      <w:r>
+        <w:t xml:space="preserve">und der Implementierungs-Task als</w:t>
+      </w:r>
+      <w:r>
+        <w:t xml:space="preserve"> </w:t>
+      </w:r>
+      <w:r>
+        <w:rPr>
+          <w:rStyle w:val="VerbatimChar"/>
+        </w:rPr>
+        <w:t xml:space="preserve">pending_task</w:t>
+      </w:r>
+      <w:r>
+        <w:t xml:space="preserve"> </w:t>
+      </w:r>
+      <w:r>
+        <w:t xml:space="preserve">landen in</w:t>
+      </w:r>
+      <w:r>
+        <w:t xml:space="preserve"> </w:t>
+      </w:r>
+      <w:r>
+        <w:rPr>
+          <w:b/>
+          <w:bCs/>
+        </w:rPr>
+        <w:t xml:space="preserve">einem</w:t>
+      </w:r>
+      <w:r>
+        <w:t xml:space="preserve"> </w:t>
+      </w:r>
+      <w:r>
+        <w:t xml:space="preserve">Save, sodass der folgende Loop dieselbe Session mit dem gekürzten roten Gate-Output fortsetzt. Alle grün → Eskalation (die Tests decken das geforderte Verhalten nicht ab), kein Retry-Loop.</w:t>
       </w:r>
     </w:p>
     <w:p>
@@ -2873,52 +3010,101 @@
         </w:numPr>
       </w:pPr>
       <w:r>
-        <w:t xml:space="preserve">Gates rot: Fehlerausgabe + Circuit-Breaker-Basis als</w:t>
-      </w:r>
-      <w:r>
-        <w:t xml:space="preserve"> </w:t>
-      </w:r>
-      <w:r>
-        <w:rPr>
-          <w:rStyle w:val="VerbatimChar"/>
-        </w:rPr>
-        <w:t xml:space="preserve">pending_task</w:t>
-      </w:r>
-      <w:r>
-        <w:t xml:space="preserve">/</w:t>
-      </w:r>
-      <w:r>
-        <w:rPr>
-          <w:rStyle w:val="VerbatimChar"/>
-        </w:rPr>
-        <w:t xml:space="preserve">last_failures</w:t>
-      </w:r>
-      <w:r>
-        <w:t xml:space="preserve"> </w:t>
-      </w:r>
-      <w:r>
-        <w:t xml:space="preserve">persistieren, zurück zu 2. Gates grün:</w:t>
-      </w:r>
-      <w:r>
-        <w:t xml:space="preserve"> </w:t>
-      </w:r>
-      <w:r>
-        <w:rPr>
-          <w:rStyle w:val="VerbatimChar"/>
-        </w:rPr>
-        <w:t xml:space="preserve">gates_passed</w:t>
-      </w:r>
-      <w:r>
-        <w:t xml:space="preserve">-Beweis</w:t>
-      </w:r>
-      <w:r>
-        <w:t xml:space="preserve"> </w:t>
-      </w:r>
-      <w:r>
         <w:rPr>
           <w:b/>
           <w:bCs/>
         </w:rPr>
+        <w:t xml:space="preserve">Loop:</w:t>
+      </w:r>
+      <w:r>
+        <w:t xml:space="preserve"> </w:t>
+      </w:r>
+      <w:r>
+        <w:t xml:space="preserve">Limit-Check → Checkpoint (HEAD als</w:t>
+      </w:r>
+      <w:r>
+        <w:t xml:space="preserve"> </w:t>
+      </w:r>
+      <w:r>
+        <w:rPr>
+          <w:rStyle w:val="VerbatimChar"/>
+        </w:rPr>
+        <w:t xml:space="preserve">expected_head</w:t>
+      </w:r>
+      <w:r>
+        <w:t xml:space="preserve">, Iteration++) → Build-Agent (Opus, Session-Resume, Nachbar-Lanes per Deny-Regel unsichtbar) → Invarianten-Checks (kein Agent-Commit, richtiger Branch) → Artefakt-Restore → Gates.</w:t>
+      </w:r>
+    </w:p>
+    <w:p>
+      <w:pPr>
+        <w:pStyle w:val="Compact"/>
+        <w:numPr>
+          <w:ilvl w:val="0"/>
+          <w:numId w:val="1004"/>
+        </w:numPr>
+      </w:pPr>
+      <w:r>
+        <w:t xml:space="preserve">Gates rot: Fehlerausgabe + Circuit-Breaker-Basis als</w:t>
+      </w:r>
+      <w:r>
+        <w:t xml:space="preserve"> </w:t>
+      </w:r>
+      <w:r>
+        <w:rPr>
+          <w:rStyle w:val="VerbatimChar"/>
+        </w:rPr>
+        <w:t xml:space="preserve">pending_task</w:t>
+      </w:r>
+      <w:r>
+        <w:t xml:space="preserve">/</w:t>
+      </w:r>
+      <w:r>
+        <w:rPr>
+          <w:rStyle w:val="VerbatimChar"/>
+        </w:rPr>
+        <w:t xml:space="preserve">last_failures</w:t>
+      </w:r>
+      <w:r>
+        <w:t xml:space="preserve"> </w:t>
+      </w:r>
+      <w:r>
+        <w:t xml:space="preserve">persistieren, zurück zu 3. Gates grün:</w:t>
+      </w:r>
+      <w:r>
+        <w:t xml:space="preserve"> </w:t>
+      </w:r>
+      <w:r>
+        <w:rPr>
+          <w:rStyle w:val="VerbatimChar"/>
+        </w:rPr>
+        <w:t xml:space="preserve">red_test_paths</w:t>
+      </w:r>
+      <w:r>
+        <w:t xml:space="preserve"> </w:t>
+      </w:r>
+      <w:r>
+        <w:t xml:space="preserve">noch vorhanden (sonst Eskalation), dann</w:t>
+      </w:r>
+      <w:r>
+        <w:t xml:space="preserve"> </w:t>
+      </w:r>
+      <w:r>
+        <w:rPr>
+          <w:rStyle w:val="VerbatimChar"/>
+        </w:rPr>
+        <w:t xml:space="preserve">gates_passed</w:t>
+      </w:r>
+      <w:r>
+        <w:t xml:space="preserve">-Beweis</w:t>
+      </w:r>
+      <w:r>
+        <w:t xml:space="preserve"> </w:t>
+      </w:r>
+      <w:r>
+        <w:rPr>
+          <w:b/>
+          <w:bCs/>
+        </w:rPr>
         <w:t xml:space="preserve">mit Baum-Hash</w:t>
       </w:r>
       <w:r>
@@ -2931,6 +3117,55 @@
     <w:p>
       <w:pPr>
         <w:pStyle w:val="FirstParagraph"/>
+      </w:pPr>
+      <w:r>
+        <w:t xml:space="preserve">Der RED-Beweis gehört dem Orchestrator, nicht der Behauptung des Agenten: Bewiesen wird, dass die markierten Gates vor dem Implementierungs-Lauf rot waren — „nur Tests" ist eine Anweisung an den Agenten, denn keine stack-neutrale Regel unterscheidet Test- von Produktivpfaden. Nach beiden Seiten ist er fälschungssicher: Ein Test-Lauf, der den Worktree unverändert lässt oder Dateien</w:t>
+      </w:r>
+      <w:r>
+        <w:t xml:space="preserve"> </w:t>
+      </w:r>
+      <w:r>
+        <w:rPr>
+          <w:b/>
+          <w:bCs/>
+        </w:rPr>
+        <w:t xml:space="preserve">löscht</w:t>
+      </w:r>
+      <w:r>
+        <w:t xml:space="preserve">, beweist nichts (beide Prüfungen laufen auch im Resume-Pfad, nach dem Artefakt-Restore), und grüne Gates zählen nur, solange die Tests, die RED bewiesen haben, noch da sind. Der RED-Check verbraucht</w:t>
+      </w:r>
+      <w:r>
+        <w:t xml:space="preserve"> </w:t>
+      </w:r>
+      <w:r>
+        <w:rPr>
+          <w:b/>
+          <w:bCs/>
+        </w:rPr>
+        <w:t xml:space="preserve">keine</w:t>
+      </w:r>
+      <w:r>
+        <w:t xml:space="preserve"> </w:t>
+      </w:r>
+      <w:r>
+        <w:t xml:space="preserve">Gate-Iteration — das Budget gehört der Implementierung. Fix-Dispatches aus Phase 4–7 (</w:t>
+      </w:r>
+      <w:r>
+        <w:rPr>
+          <w:rStyle w:val="VerbatimChar"/>
+        </w:rPr>
+        <w:t xml:space="preserve">pending_task</w:t>
+      </w:r>
+      <w:r>
+        <w:t xml:space="preserve"> </w:t>
+      </w:r>
+      <w:r>
+        <w:t xml:space="preserve">gesetzt) und Lanes ohne markiertes Gate behalten das einstufige Verhalten Byte für Byte.</w:t>
+      </w:r>
+    </w:p>
+    <w:p>
+      <w:pPr>
+        <w:pStyle w:val="BodyText"/>
       </w:pPr>
       <w:r>
         <w:t xml:space="preserve">Der Baum-Hash entsteht über einen temporären Git-Index (</w:t>
@@ -5192,6 +5427,124 @@
               <w:rPr>
                 <w:rStyle w:val="VerbatimChar"/>
               </w:rPr>
+              <w:t xml:space="preserve">session_id</w:t>
+            </w:r>
+            <w:r>
+              <w:t xml:space="preserve"> </w:t>
+            </w:r>
+            <w:r>
+              <w:t xml:space="preserve">des Test-Laufs</w:t>
+            </w:r>
+          </w:p>
+        </w:tc>
+        <w:tc>
+          <w:tcPr/>
+          <w:p>
+            <w:pPr>
+              <w:pStyle w:val="Compact"/>
+              <w:jc w:val="left"/>
+            </w:pPr>
+            <w:r>
+              <w:t xml:space="preserve">Lane</w:t>
+            </w:r>
+          </w:p>
+        </w:tc>
+        <w:tc>
+          <w:tcPr/>
+          <w:p>
+            <w:pPr>
+              <w:pStyle w:val="Compact"/>
+              <w:jc w:val="left"/>
+            </w:pPr>
+            <w:r>
+              <w:t xml:space="preserve">Crash zwischen Test-Lauf und RED-Check: Die gecheckpointete Session markiert den Lauf als erledigt, ein Resume wiederholt nur den Check</w:t>
+            </w:r>
+          </w:p>
+        </w:tc>
+      </w:tr>
+      <w:tr>
+        <w:tc>
+          <w:tcPr/>
+          <w:p>
+            <w:pPr>
+              <w:pStyle w:val="Compact"/>
+              <w:jc w:val="left"/>
+            </w:pPr>
+            <w:r>
+              <w:rPr>
+                <w:rStyle w:val="VerbatimChar"/>
+              </w:rPr>
+              <w:t xml:space="preserve">red_confirmed</w:t>
+            </w:r>
+            <w:r>
+              <w:t xml:space="preserve"> </w:t>
+            </w:r>
+            <w:r>
+              <w:t xml:space="preserve">+</w:t>
+            </w:r>
+            <w:r>
+              <w:t xml:space="preserve"> </w:t>
+            </w:r>
+            <w:r>
+              <w:rPr>
+                <w:rStyle w:val="VerbatimChar"/>
+              </w:rPr>
+              <w:t xml:space="preserve">red_test_paths</w:t>
+            </w:r>
+          </w:p>
+        </w:tc>
+        <w:tc>
+          <w:tcPr/>
+          <w:p>
+            <w:pPr>
+              <w:pStyle w:val="Compact"/>
+              <w:jc w:val="left"/>
+            </w:pPr>
+            <w:r>
+              <w:t xml:space="preserve">Lane</w:t>
+            </w:r>
+          </w:p>
+        </w:tc>
+        <w:tc>
+          <w:tcPr/>
+          <w:p>
+            <w:pPr>
+              <w:pStyle w:val="Compact"/>
+              <w:jc w:val="left"/>
+            </w:pPr>
+            <w:r>
+              <w:t xml:space="preserve">Crash zwischen RED-Beweis und Implementierungs-Lauf (beide landen mit</w:t>
+            </w:r>
+            <w:r>
+              <w:t xml:space="preserve"> </w:t>
+            </w:r>
+            <w:r>
+              <w:rPr>
+                <w:rStyle w:val="VerbatimChar"/>
+              </w:rPr>
+              <w:t xml:space="preserve">pending_task</w:t>
+            </w:r>
+            <w:r>
+              <w:t xml:space="preserve"> </w:t>
+            </w:r>
+            <w:r>
+              <w:t xml:space="preserve">in einem Save); die Pfade binden den Beweis an die Tests, die ihn geliefert haben</w:t>
+            </w:r>
+          </w:p>
+        </w:tc>
+      </w:tr>
+      <w:tr>
+        <w:tc>
+          <w:tcPr/>
+          <w:p>
+            <w:pPr>
+              <w:pStyle w:val="Compact"/>
+              <w:jc w:val="left"/>
+            </w:pPr>
+            <w:r>
+              <w:rPr>
+                <w:rStyle w:val="VerbatimChar"/>
+              </w:rPr>
               <w:t xml:space="preserve">base_sha</w:t>
             </w:r>
           </w:p>
@@ -5549,7 +5902,7 @@
               <w:t xml:space="preserve">MAX_GATE_ITERATIONS</w:t>
             </w:r>
             <w:r>
-              <w:t xml:space="preserve">) — pro Task, Reset bei neuem Fix-Task</w:t>
+              <w:t xml:space="preserve">) — pro Task, Reset bei neuem Fix-Task; der RED-Check verbraucht keine Iteration</w:t>
             </w:r>
           </w:p>
         </w:tc>
@@ -5805,6 +6158,44 @@
             <w:pPr>
               <w:pStyle w:val="Compact"/>
             </w:pPr>
+          </w:p>
+        </w:tc>
+      </w:tr>
+      <w:tr>
+        <w:tc>
+          <w:tcPr/>
+          <w:p>
+            <w:pPr>
+              <w:pStyle w:val="Compact"/>
+              <w:jc w:val="left"/>
+            </w:pPr>
+            <w:r>
+              <w:t xml:space="preserve">RED-Stufe je Lane</w:t>
+            </w:r>
+          </w:p>
+        </w:tc>
+        <w:tc>
+          <w:tcPr/>
+          <w:p>
+            <w:pPr>
+              <w:pStyle w:val="Compact"/>
+              <w:jc w:val="left"/>
+            </w:pPr>
+            <w:r>
+              <w:t xml:space="preserve">genau 1 Durchlauf (kein Retry-Loop)</w:t>
+            </w:r>
+          </w:p>
+        </w:tc>
+        <w:tc>
+          <w:tcPr/>
+          <w:p>
+            <w:pPr>
+              <w:pStyle w:val="Compact"/>
+              <w:jc w:val="left"/>
+            </w:pPr>
+            <w:r>
+              <w:t xml:space="preserve">Kein Circuit-Breaker: markierte Gates nach dem Test-Lauf grün eskalieren statt einen Test-Nachbesserungs-Loop zu starten</w:t>
+            </w:r>
           </w:p>
         </w:tc>
       </w:tr>
@@ -8087,7 +8478,7 @@
         <w:t xml:space="preserve"> </w:t>
       </w:r>
       <w:r>
-        <w:t xml:space="preserve">bildet die DoD-Kriterien 1–5 aus</w:t>
+        <w:t xml:space="preserve">bildet die DoD-Kriterien aus</w:t>
       </w:r>
       <w:r>
         <w:t xml:space="preserve"> </w:t>
@@ -8102,7 +8493,19 @@
         <w:t xml:space="preserve"> </w:t>
       </w:r>
       <w:r>
-        <w:t xml:space="preserve">§8 ab — komplette CLI-Dry-Runs (single + parallel), Gate-Fail→Same-Session-Fix, Approval-Gate, Triage-Pfade, Crash-Resume.</w:t>
+        <w:t xml:space="preserve">§8 ab — komplette CLI-Dry-Runs (single + parallel), Gate-Fail→Same-Session-Fix, Approval-Gate, Triage-Pfade, Crash-Resume, Dual-Authoring und beide RED-Gate-Pfade (mit und ohne</w:t>
+      </w:r>
+      <w:r>
+        <w:t xml:space="preserve"> </w:t>
+      </w:r>
+      <w:r>
+        <w:rPr>
+          <w:rStyle w:val="VerbatimChar"/>
+        </w:rPr>
+        <w:t xml:space="preserve">tdd</w:t>
+      </w:r>
+      <w:r>
+        <w:t xml:space="preserve">-Gate).</w:t>
       </w:r>
     </w:p>
     <w:p>
@@ -8440,6 +8843,58 @@
           </w:p>
         </w:tc>
       </w:tr>
+      <w:tr>
+        <w:tc>
+          <w:tcPr/>
+          <w:p>
+            <w:pPr>
+              <w:pStyle w:val="Compact"/>
+              <w:jc w:val="left"/>
+            </w:pPr>
+            <w:r>
+              <w:t xml:space="preserve">Der RED-Beweis hängt an den Test-</w:t>
+            </w:r>
+            <w:r>
+              <w:rPr>
+                <w:b/>
+                <w:bCs/>
+              </w:rPr>
+              <w:t xml:space="preserve">Pfaden</w:t>
+            </w:r>
+            <w:r>
+              <w:t xml:space="preserve">, nicht an ihrem Inhalt — ein Implementierungs-Lauf könnte einen Test an Ort und Stelle entschärfen; die Pfade werden auch nicht als Tests klassifiziert, ein Test-Lauf, der zusätzlich Produktivcode schreibt, fällt also nicht auf.</w:t>
+            </w:r>
+          </w:p>
+        </w:tc>
+        <w:tc>
+          <w:tcPr/>
+          <w:p>
+            <w:pPr>
+              <w:pStyle w:val="Compact"/>
+              <w:jc w:val="left"/>
+            </w:pPr>
+            <w:r>
+              <w:t xml:space="preserve">Bewusst: Inhalts-Immutabilität würde den legitimen Reparaturpfad des Gate-Loops (der Agent fixt seinen eigenen kaputten Test) zur Eskalation machen; entschärfte Tests fängt der nachgelagerte Codex-Code-Review ab. Ebenso fehlt ein Grün-Baseline-Lauf vor dem Test-Lauf — ein schon auf HEAD rotes Gate (fehlendes Tool, Timeout) zählt als RED, ist aber ein Projektfehler, den der Loop unmittelbar danach sichtbar macht. Ein Crash</w:t>
+            </w:r>
+            <w:r>
+              <w:t xml:space="preserve"> </w:t>
+            </w:r>
+            <w:r>
+              <w:rPr>
+                <w:b/>
+                <w:bCs/>
+              </w:rPr>
+              <w:t xml:space="preserve">vor</w:t>
+            </w:r>
+            <w:r>
+              <w:t xml:space="preserve"> </w:t>
+            </w:r>
+            <w:r>
+              <w:t xml:space="preserve">dem Session-Checkpoint des Test-Laufs wiederholt diesen Agent-Lauf einmal (die Worktree-Änderungen bleiben erhalten, der zweite Lauf sieht sie).</w:t>
+            </w:r>
+          </w:p>
+        </w:tc>
+      </w:tr>
     </w:tbl>
     <w:bookmarkEnd w:id="36"/>
     <w:bookmarkStart w:id="37" w:name="glossar"/>
@@ -8733,6 +9188,93 @@
             </w:pPr>
             <w:r>
               <w:t xml:space="preserve">Baum-Hash des kompletten Worktree-Inhalts (inkl. untracked) über einen temporären Git-Index — bindet „Gates grün" an exakt den geprüften Stand.</w:t>
+            </w:r>
+          </w:p>
+        </w:tc>
+      </w:tr>
+      <w:tr>
+        <w:tc>
+          <w:tcPr/>
+          <w:p>
+            <w:pPr>
+              <w:pStyle w:val="Compact"/>
+              <w:jc w:val="left"/>
+            </w:pPr>
+            <w:r>
+              <w:rPr>
+                <w:b/>
+                <w:bCs/>
+              </w:rPr>
+              <w:t xml:space="preserve">RED-Stufe (</w:t>
+            </w:r>
+            <w:r>
+              <w:rPr>
+                <w:rStyle w:val="VerbatimChar"/>
+                <w:b/>
+                <w:bCs/>
+              </w:rPr>
+              <w:t xml:space="preserve">_confirm_red</w:t>
+            </w:r>
+            <w:r>
+              <w:rPr>
+                <w:b/>
+                <w:bCs/>
+              </w:rPr>
+              <w:t xml:space="preserve">)</w:t>
+            </w:r>
+          </w:p>
+        </w:tc>
+        <w:tc>
+          <w:tcPr/>
+          <w:p>
+            <w:pPr>
+              <w:pStyle w:val="Compact"/>
+              <w:jc w:val="left"/>
+            </w:pPr>
+            <w:r>
+              <w:t xml:space="preserve">Initial-Build einer Lane mit</w:t>
+            </w:r>
+            <w:r>
+              <w:t xml:space="preserve"> </w:t>
+            </w:r>
+            <w:r>
+              <w:rPr>
+                <w:rStyle w:val="VerbatimChar"/>
+              </w:rPr>
+              <w:t xml:space="preserve">tdd: true</w:t>
+            </w:r>
+            <w:r>
+              <w:t xml:space="preserve">-Gate: reiner Test-Lauf, danach beweist der Orchestrator genau die markierten Gates rot —</w:t>
+            </w:r>
+            <w:r>
+              <w:t xml:space="preserve"> </w:t>
+            </w:r>
+            <w:r>
+              <w:rPr>
+                <w:rStyle w:val="VerbatimChar"/>
+              </w:rPr>
+              <w:t xml:space="preserve">red_confirmed</w:t>
+            </w:r>
+            <w:r>
+              <w:t xml:space="preserve"> </w:t>
+            </w:r>
+            <w:r>
+              <w:t xml:space="preserve">+</w:t>
+            </w:r>
+            <w:r>
+              <w:t xml:space="preserve"> </w:t>
+            </w:r>
+            <w:r>
+              <w:rPr>
+                <w:rStyle w:val="VerbatimChar"/>
+              </w:rPr>
+              <w:t xml:space="preserve">red_test_paths</w:t>
+            </w:r>
+            <w:r>
+              <w:t xml:space="preserve"> </w:t>
+            </w:r>
+            <w:r>
+              <w:t xml:space="preserve">als persistierter Beweis.</w:t>
             </w:r>
           </w:p>
         </w:tc>
